--- a/docs/基于Mamba状态空间模型的股票价格预测方法研究V3 - 副本.docx
+++ b/docs/基于Mamba状态空间模型的股票价格预测方法研究V3 - 副本.docx
@@ -1680,7 +1680,21 @@
                 <w:rFonts w:ascii="SimSun" w:hAnsi="SimSun"/>
                 <w:sz w:val="24"/>
               </w:rPr>
-              <w:t>等已有工作的基础上，构建一种面向股票价格预测的双向选择性状态空间模型。通过引入双向扫描机制，同时捕捉序列前向与后向的依赖关系；设计轻量化的跨股票注意力模块，以较低计算成本建模多股票间的特征关联；并探索基于市场波动率的自适应训练策略，增强模型在不同行情下的稳定性。实验拟以沪深300成分股2018—202</w:t>
+              <w:t>等已有工作的基础上，构建一种面向股票价格预测的双向选择性状态空间模型。通过引入双向扫描机制，同时捕捉序列前向与后向的依赖关系；设计轻量化的跨股票注意力模块，以较低计算成本建模多股票间的特征关联；并探索基于市场波动率的自适应训练策略，增强模型在不同行情下的稳定性。实验拟以沪深300成分股201</w:t>
+            </w:r>
+            <w:r>
+              <w:rPr>
+                <w:rFonts w:ascii="SimSun" w:hAnsi="SimSun" w:hint="eastAsia"/>
+                <w:sz w:val="24"/>
+              </w:rPr>
+              <w:t>9</w:t>
+            </w:r>
+            <w:r>
+              <w:rPr>
+                <w:rFonts w:ascii="SimSun" w:hAnsi="SimSun"/>
+                <w:sz w:val="24"/>
+              </w:rPr>
+              <w:t>—202</w:t>
             </w:r>
             <w:r>
               <w:rPr>
@@ -2910,7 +2924,20 @@
               <w:rPr>
                 <w:sz w:val="24"/>
               </w:rPr>
-              <w:t>2018—202</w:t>
+              <w:t>201</w:t>
+            </w:r>
+            <w:r>
+              <w:rPr>
+                <w:rFonts w:hint="eastAsia"/>
+                <w:sz w:val="24"/>
+              </w:rPr>
+              <w:t>9</w:t>
+            </w:r>
+            <w:r>
+              <w:rPr>
+                <w:sz w:val="24"/>
+              </w:rPr>
+              <w:t>—202</w:t>
             </w:r>
             <w:r>
               <w:rPr>
@@ -3281,7 +3308,7 @@
                 <w:noProof/>
               </w:rPr>
               <w:drawing>
-                <wp:inline distT="0" distB="0" distL="0" distR="0" wp14:anchorId="0F790E33" wp14:editId="2A7BFE87">
+                <wp:inline distT="0" distB="0" distL="0" distR="0" wp14:anchorId="0F790E33" wp14:editId="24082A39">
                   <wp:extent cx="5139071" cy="2750820"/>
                   <wp:effectExtent l="0" t="0" r="4445" b="0"/>
                   <wp:docPr id="131935793" name="图片 3"/>
